--- a/word_reports/LP_0117_위치_439_D.D. Sound_Disco Delivery.docx
+++ b/word_reports/LP_0117_위치_439_D.D. Sound_Disco Delivery.docx
@@ -4,7 +4,7 @@
   <w:body>
     <w:p>
       <w:pPr>
-        <w:spacing w:after="280"/>
+        <w:spacing w:after="80"/>
       </w:pPr>
       <w:r>
         <w:rPr w:rFonts="맑은 고딕">
@@ -13,94 +13,47 @@
           <w:color w:val="1E3A8A"/>
           <w:sz w:val="30"/>
         </w:rPr>
-        <w:t>[439] D.D. Sound - Disco Delivery (1 2 3 4  Gimme ...)</w:t>
+        <w:t>D.D. Sound (D.D.) - Disco Delivery (1 2 3 4  Gimme ...)</w:t>
       </w:r>
     </w:p>
     <w:p>
       <w:pPr>
-        <w:spacing w:after="320"/>
+        <w:spacing w:after="240"/>
       </w:pPr>
       <w:r>
         <w:rPr w:rFonts="맑은 고딕">
           <w:rFonts w:ascii="맑은 고딕" w:hAnsi="맑은 고딕" w:eastAsia="맑은 고딕"/>
           <w:b/>
-          <w:sz w:val="20"/>
+          <w:color w:val="4B5563"/>
+          <w:sz w:val="22"/>
         </w:rPr>
-        <w:t>■ 위치 : 439</w:t>
-        <w:br/>
-      </w:r>
-      <w:r>
-        <w:rPr w:rFonts="맑은 고딕">
-          <w:rFonts w:ascii="맑은 고딕" w:hAnsi="맑은 고딕" w:eastAsia="맑은 고딕"/>
-          <w:b/>
-          <w:sz w:val="20"/>
-        </w:rPr>
-        <w:t>■ 아티스트 : D.D. Sound</w:t>
-        <w:br/>
-      </w:r>
-      <w:r>
-        <w:rPr w:rFonts="맑은 고딕">
-          <w:rFonts w:ascii="맑은 고딕" w:hAnsi="맑은 고딕" w:eastAsia="맑은 고딕"/>
-          <w:b/>
-          <w:sz w:val="20"/>
-        </w:rPr>
-        <w:t>■ 앨범명 : Disco Delivery (1 2 3 4  Gimme ...)</w:t>
-        <w:br/>
-      </w:r>
-      <w:r>
-        <w:rPr w:rFonts="맑은 고딕">
-          <w:rFonts w:ascii="맑은 고딕" w:hAnsi="맑은 고딕" w:eastAsia="맑은 고딕"/>
-          <w:b w:val="0"/>
-          <w:sz w:val="20"/>
-        </w:rPr>
-        <w:t>■ 음반 레이블 : Baby Records</w:t>
-        <w:br/>
-      </w:r>
-      <w:r>
-        <w:rPr w:rFonts="맑은 고딕">
-          <w:rFonts w:ascii="맑은 고딕" w:hAnsi="맑은 고딕" w:eastAsia="맑은 고딕"/>
-          <w:b w:val="0"/>
-          <w:sz w:val="20"/>
-        </w:rPr>
-        <w:t>■ 발매년도 : 1977</w:t>
-        <w:br/>
-      </w:r>
-      <w:r>
-        <w:rPr w:rFonts="맑은 고딕">
-          <w:rFonts w:ascii="맑은 고딕" w:hAnsi="맑은 고딕" w:eastAsia="맑은 고딕"/>
-          <w:b w:val="0"/>
-          <w:sz w:val="20"/>
-        </w:rPr>
-        <w:t>■ 장르 : 유로 디스코 (Euro Disco), 이탈로 디스코 (Italo Disco)</w:t>
-        <w:br/>
-      </w:r>
-      <w:r>
-        <w:rPr w:rFonts="맑은 고딕">
-          <w:rFonts w:ascii="맑은 고딕" w:hAnsi="맑은 고딕" w:eastAsia="맑은 고딕"/>
-          <w:b w:val="0"/>
-          <w:sz w:val="20"/>
-        </w:rPr>
-        <w:t>■ 주요 수록곡 : 1. 1, 2, 3, 4... Gimme Some More</w:t>
-        <w:br/>
+        <w:t>위치 :  439</w:t>
       </w:r>
     </w:p>
     <w:p>
       <w:pPr>
-        <w:spacing w:after="160"/>
+        <w:spacing w:line="324" w:lineRule="auto" w:before="80" w:after="160"/>
       </w:pPr>
       <w:r>
         <w:rPr w:rFonts="맑은 고딕">
           <w:rFonts w:ascii="맑은 고딕" w:hAnsi="맑은 고딕" w:eastAsia="맑은 고딕"/>
           <w:b/>
           <w:color w:val="1F2937"/>
-          <w:sz w:val="24"/>
+          <w:sz w:val="22"/>
         </w:rPr>
-        <w:t>■ 음반 해설 및 감상 가이드</w:t>
+        <w:t xml:space="preserve">[음반 소개] </w:t>
+      </w:r>
+      <w:r>
+        <w:rPr w:rFonts="맑은 고딕">
+          <w:rFonts w:ascii="맑은 고딕" w:hAnsi="맑은 고딕" w:eastAsia="맑은 고딕"/>
+          <w:b w:val="0"/>
+          <w:sz w:val="21"/>
+        </w:rPr>
       </w:r>
     </w:p>
     <w:p>
       <w:pPr>
-        <w:spacing w:line="312" w:lineRule="auto" w:after="120"/>
+        <w:spacing w:line="324" w:lineRule="auto" w:after="120"/>
       </w:pPr>
       <w:r>
         <w:rPr w:rFonts="맑은 고딕">
@@ -108,51 +61,516 @@
           <w:b w:val="0"/>
           <w:sz w:val="21"/>
         </w:rPr>
-        <w:t>이탈리아 팝 음악계의 거장이자 유로 디스코 선구자인 라 비온다(La Bionda) 형제(미켈란젤로 &amp; 카르멜로 라 비온다)가 결성한 프로젝트 그룹 'D.D. Sound'의 본 작작은 1970년대 후반 전 세계를 매료시킨 디스코 열풍의 한가운데서 탄생한 명반입니다. 미국 중심의 펑키한 디스코 사운드에 유럽 특유의 화려하고 감각적인 멜로디 라인을 이식하여 '이탈로 디스코(Italo Disco)'라는 새로운 장르의 초석을 다진 작품으로 평가받습니다.</w:t>
+        <w:t>1970년대 후반, 찬란한 미러볼 아래 유럽 전역의 밤을 황홀한 리듬으로 물들였던 D.D. 사운드의 데뷔작은 이탈로 디스코의 태동을 알린 역사적인 명반입니다. 이탈리아 팝 음악의 거장인 라 비온다(La Bionda) 형제의 세련된 멜로디 감각과 뮌헨 디스코 사운드의 정교한 오케스트레이션이 만나 빚어낸 이 음반은 단순한 댄스 뮤직을 넘어 유려한 관현악의 숨결을 품고 있습니다. 반세기에 가까운 세월이 흐른 지금까지도 여전히 가슴을 두근거리게 만드는 율동감과 낭만적인 서정미를 동시에 선사하며, 아날로그 그루브의 진정한 미학을 일깨워줍니다.</w:t>
       </w:r>
     </w:p>
     <w:p>
       <w:pPr>
-        <w:spacing w:line="312" w:lineRule="auto" w:after="120"/>
+        <w:spacing w:line="324" w:lineRule="auto" w:before="200" w:after="80"/>
       </w:pPr>
+      <w:r>
+        <w:rPr w:rFonts="맑은 고딕">
+          <w:rFonts w:ascii="맑은 고딕" w:hAnsi="맑은 고딕" w:eastAsia="맑은 고딕"/>
+          <w:b/>
+          <w:color w:val="1E3A8A"/>
+          <w:sz w:val="24"/>
+        </w:rPr>
+        <w:t>1. 음반 데이터</w:t>
+      </w:r>
+    </w:p>
+    <w:p>
+      <w:pPr>
+        <w:spacing w:line="324" w:lineRule="auto" w:after="80"/>
+      </w:pPr>
+      <w:r>
+        <w:rPr w:rFonts="맑은 고딕">
+          <w:rFonts w:ascii="맑은 고딕" w:hAnsi="맑은 고딕" w:eastAsia="맑은 고딕"/>
+          <w:b w:val="0"/>
+          <w:color w:val="6B7280"/>
+          <w:sz w:val="21"/>
+        </w:rPr>
+        <w:t xml:space="preserve">· </w:t>
+      </w:r>
+      <w:r>
+        <w:rPr w:rFonts="맑은 고딕">
+          <w:rFonts w:ascii="맑은 고딕" w:hAnsi="맑은 고딕" w:eastAsia="맑은 고딕"/>
+          <w:b/>
+          <w:color w:val="1F2937"/>
+          <w:sz w:val="21"/>
+        </w:rPr>
+        <w:t xml:space="preserve">앨범명: </w:t>
+      </w:r>
       <w:r>
         <w:rPr w:rFonts="맑은 고딕">
           <w:rFonts w:ascii="맑은 고딕" w:hAnsi="맑은 고딕" w:eastAsia="맑은 고딕"/>
           <w:b w:val="0"/>
           <w:sz w:val="21"/>
         </w:rPr>
-        <w:t>음악적으로는 폭발적인 브라스 세션과 묵직하게 스피커를 울리는 베이스라인, 그리고 당시 최첨단 신시사이저 사운드가 완벽한 조화를 이룹니다. 정교하게 배열된 오케스트라 현악 편곡은 곡 전체에 기품과 입체감을 부여하며, 끊임없이 내달리는 4비트 킥 드럼 위에 얹힌 중독성 강한 보컬 훅(Hook)은 듣는 이로 하여금 단숨에 댄스 플로어로 뛰어들게 만드는 강렬한 에너지를 발산합니다.</w:t>
+        <w:t>Disco Delivery (1 2 3 4  Gimme ...)</w:t>
       </w:r>
     </w:p>
     <w:p>
       <w:pPr>
-        <w:spacing w:line="312" w:lineRule="auto" w:after="120"/>
+        <w:spacing w:line="324" w:lineRule="auto" w:after="80"/>
       </w:pPr>
+      <w:r>
+        <w:rPr w:rFonts="맑은 고딕">
+          <w:rFonts w:ascii="맑은 고딕" w:hAnsi="맑은 고딕" w:eastAsia="맑은 고딕"/>
+          <w:b w:val="0"/>
+          <w:color w:val="6B7280"/>
+          <w:sz w:val="21"/>
+        </w:rPr>
+        <w:t xml:space="preserve">· </w:t>
+      </w:r>
+      <w:r>
+        <w:rPr w:rFonts="맑은 고딕">
+          <w:rFonts w:ascii="맑은 고딕" w:hAnsi="맑은 고딕" w:eastAsia="맑은 고딕"/>
+          <w:b/>
+          <w:color w:val="1F2937"/>
+          <w:sz w:val="21"/>
+        </w:rPr>
+        <w:t xml:space="preserve">아티스트: </w:t>
+      </w:r>
       <w:r>
         <w:rPr w:rFonts="맑은 고딕">
           <w:rFonts w:ascii="맑은 고딕" w:hAnsi="맑은 고딕" w:eastAsia="맑은 고딕"/>
           <w:b w:val="0"/>
           <w:sz w:val="21"/>
         </w:rPr>
-        <w:t>대표곡인 "1, 2, 3, 4... Gimme Some More"는 숫자를 세는 캐치한 구호와 직관적인 리듬으로 발매 당시 유럽 클럽 씬을 완전히 사로잡았던 클래식 트랙입니다. 또한 앨범의 연장선에 있는 "Disco Delivery"와 "Shopping Baby" 등 수록곡 전반에 걸쳐 경쾌함과 유쾌함이 넘쳐나며, 미학적으로 정제된 아날로그 오디오 프로덕션의 정점을 보여줍니다.</w:t>
+        <w:t>D.D. Sound (D.D.)</w:t>
       </w:r>
     </w:p>
     <w:p>
       <w:pPr>
-        <w:spacing w:line="312" w:lineRule="auto" w:after="120"/>
+        <w:spacing w:line="324" w:lineRule="auto" w:after="80"/>
       </w:pPr>
+      <w:r>
+        <w:rPr w:rFonts="맑은 고딕">
+          <w:rFonts w:ascii="맑은 고딕" w:hAnsi="맑은 고딕" w:eastAsia="맑은 고딕"/>
+          <w:b w:val="0"/>
+          <w:color w:val="6B7280"/>
+          <w:sz w:val="21"/>
+        </w:rPr>
+        <w:t xml:space="preserve">· </w:t>
+      </w:r>
+      <w:r>
+        <w:rPr w:rFonts="맑은 고딕">
+          <w:rFonts w:ascii="맑은 고딕" w:hAnsi="맑은 고딕" w:eastAsia="맑은 고딕"/>
+          <w:b/>
+          <w:color w:val="1F2937"/>
+          <w:sz w:val="21"/>
+        </w:rPr>
+        <w:t xml:space="preserve">발매 정보: </w:t>
+      </w:r>
       <w:r>
         <w:rPr w:rFonts="맑은 고딕">
           <w:rFonts w:ascii="맑은 고딕" w:hAnsi="맑은 고딕" w:eastAsia="맑은 고딕"/>
           <w:b w:val="0"/>
           <w:sz w:val="21"/>
         </w:rPr>
-        <w:t>이 음반은 단순한 춤곡의 모음집을 넘어 70년대 후반 유럽 대중음악의 화려한 스펙트럼과 뛰어난 스튜디오 스킬이 집약된 유산입니다. LP 특유의 풍부한 질감으로 감상할 때 드러나는 관악기의 생생한 타격감과 베이스의 아날로그적 온기는 디스코 음악이 가진 순수한 환희와 시대적 낭만을 가장 품격 있게 전달해 줍니다.</w:t>
+        <w:t>1977년 이탈리아의 레이블 베이비 레코드(Baby Records)를 통해 첫선을 보인 작품으로, 독일 뮌헨의 유수 스튜디오에서 당대 최고의 세션들과 함께 녹음되어 유로 디스코의 화려한 개막을 알린 기념비적 앨범입니다.</w:t>
+      </w:r>
+    </w:p>
+    <w:p>
+      <w:pPr>
+        <w:spacing w:line="324" w:lineRule="auto" w:after="80"/>
+      </w:pPr>
+      <w:r>
+        <w:rPr w:rFonts="맑은 고딕">
+          <w:rFonts w:ascii="맑은 고딕" w:hAnsi="맑은 고딕" w:eastAsia="맑은 고딕"/>
+          <w:b w:val="0"/>
+          <w:color w:val="6B7280"/>
+          <w:sz w:val="21"/>
+        </w:rPr>
+        <w:t xml:space="preserve">· </w:t>
+      </w:r>
+      <w:r>
+        <w:rPr w:rFonts="맑은 고딕">
+          <w:rFonts w:ascii="맑은 고딕" w:hAnsi="맑은 고딕" w:eastAsia="맑은 고딕"/>
+          <w:b/>
+          <w:color w:val="1F2937"/>
+          <w:sz w:val="21"/>
+        </w:rPr>
+        <w:t xml:space="preserve">LP 인기도(판매량): </w:t>
+      </w:r>
+      <w:r>
+        <w:rPr w:rFonts="맑은 고딕">
+          <w:rFonts w:ascii="맑은 고딕" w:hAnsi="맑은 고딕" w:eastAsia="맑은 고딕"/>
+          <w:b w:val="0"/>
+          <w:sz w:val="21"/>
+        </w:rPr>
+        <w:t>발매 직후 타이틀 성격의 싱글이 유럽 전역은 물론 남미와 아시아의 클럽 차트 상위권을 석권하였으며, 수백만 장 이상의 음반 판매고를 기록하며 전 세계적인 댄스 플로어 앤섬(Anthem)으로 자리매김했습니다.</w:t>
+      </w:r>
+    </w:p>
+    <w:p>
+      <w:pPr>
+        <w:spacing w:line="324" w:lineRule="auto" w:after="80"/>
+      </w:pPr>
+      <w:r>
+        <w:rPr w:rFonts="맑은 고딕">
+          <w:rFonts w:ascii="맑은 고딕" w:hAnsi="맑은 고딕" w:eastAsia="맑은 고딕"/>
+          <w:b w:val="0"/>
+          <w:color w:val="6B7280"/>
+          <w:sz w:val="21"/>
+        </w:rPr>
+        <w:t xml:space="preserve">· </w:t>
+      </w:r>
+      <w:r>
+        <w:rPr w:rFonts="맑은 고딕">
+          <w:rFonts w:ascii="맑은 고딕" w:hAnsi="맑은 고딕" w:eastAsia="맑은 고딕"/>
+          <w:b/>
+          <w:color w:val="1F2937"/>
+          <w:sz w:val="21"/>
+        </w:rPr>
+        <w:t xml:space="preserve">각종 수상경력: </w:t>
+      </w:r>
+      <w:r>
+        <w:rPr w:rFonts="맑은 고딕">
+          <w:rFonts w:ascii="맑은 고딕" w:hAnsi="맑은 고딕" w:eastAsia="맑은 고딕"/>
+          <w:b w:val="0"/>
+          <w:sz w:val="21"/>
+        </w:rPr>
+        <w:t>유럽 각국의 골드 및 플래티넘 레코드 인증을 획득하였고, 이탈로 디스코의 기틀을 마련한 선구적 앨범으로서 유럽 대중음악 평단으로부터 시대를 앞서간 편곡의 표본이라는 격찬을 받았습니다.</w:t>
+      </w:r>
+    </w:p>
+    <w:p>
+      <w:pPr>
+        <w:spacing w:line="324" w:lineRule="auto" w:before="200" w:after="80"/>
+      </w:pPr>
+      <w:r>
+        <w:rPr w:rFonts="맑은 고딕">
+          <w:rFonts w:ascii="맑은 고딕" w:hAnsi="맑은 고딕" w:eastAsia="맑은 고딕"/>
+          <w:b/>
+          <w:color w:val="1E3A8A"/>
+          <w:sz w:val="24"/>
+        </w:rPr>
+        <w:t>2. 아티스트 정보</w:t>
+      </w:r>
+    </w:p>
+    <w:p>
+      <w:pPr>
+        <w:spacing w:line="324" w:lineRule="auto" w:after="80"/>
+      </w:pPr>
+      <w:r>
+        <w:rPr w:rFonts="맑은 고딕">
+          <w:rFonts w:ascii="맑은 고딕" w:hAnsi="맑은 고딕" w:eastAsia="맑은 고딕"/>
+          <w:b w:val="0"/>
+          <w:color w:val="6B7280"/>
+          <w:sz w:val="21"/>
+        </w:rPr>
+        <w:t xml:space="preserve">· </w:t>
+      </w:r>
+      <w:r>
+        <w:rPr w:rFonts="맑은 고딕">
+          <w:rFonts w:ascii="맑은 고딕" w:hAnsi="맑은 고딕" w:eastAsia="맑은 고딕"/>
+          <w:b/>
+          <w:color w:val="1F2937"/>
+          <w:sz w:val="21"/>
+        </w:rPr>
+        <w:t xml:space="preserve">국적: </w:t>
+      </w:r>
+      <w:r>
+        <w:rPr w:rFonts="맑은 고딕">
+          <w:rFonts w:ascii="맑은 고딕" w:hAnsi="맑은 고딕" w:eastAsia="맑은 고딕"/>
+          <w:b w:val="0"/>
+          <w:sz w:val="21"/>
+        </w:rPr>
+        <w:t>이탈리아 (Italy)</w:t>
+      </w:r>
+    </w:p>
+    <w:p>
+      <w:pPr>
+        <w:spacing w:line="324" w:lineRule="auto" w:after="80"/>
+      </w:pPr>
+      <w:r>
+        <w:rPr w:rFonts="맑은 고딕">
+          <w:rFonts w:ascii="맑은 고딕" w:hAnsi="맑은 고딕" w:eastAsia="맑은 고딕"/>
+          <w:b w:val="0"/>
+          <w:color w:val="6B7280"/>
+          <w:sz w:val="21"/>
+        </w:rPr>
+        <w:t xml:space="preserve">· </w:t>
+      </w:r>
+      <w:r>
+        <w:rPr w:rFonts="맑은 고딕">
+          <w:rFonts w:ascii="맑은 고딕" w:hAnsi="맑은 고딕" w:eastAsia="맑은 고딕"/>
+          <w:b/>
+          <w:color w:val="1F2937"/>
+          <w:sz w:val="21"/>
+        </w:rPr>
+        <w:t xml:space="preserve">생몰년도: </w:t>
+      </w:r>
+      <w:r>
+        <w:rPr w:rFonts="맑은 고딕">
+          <w:rFonts w:ascii="맑은 고딕" w:hAnsi="맑은 고딕" w:eastAsia="맑은 고딕"/>
+          <w:b w:val="0"/>
+          <w:sz w:val="21"/>
+        </w:rPr>
+        <w:t>1977년 결성 (카르멜로 라 비온다: 1949년 ~ 2022년 / 미켈란젤로 라 비온다: 1952년 출생)</w:t>
+      </w:r>
+    </w:p>
+    <w:p>
+      <w:pPr>
+        <w:spacing w:line="324" w:lineRule="auto" w:after="80"/>
+      </w:pPr>
+      <w:r>
+        <w:rPr w:rFonts="맑은 고딕">
+          <w:rFonts w:ascii="맑은 고딕" w:hAnsi="맑은 고딕" w:eastAsia="맑은 고딕"/>
+          <w:b w:val="0"/>
+          <w:color w:val="6B7280"/>
+          <w:sz w:val="21"/>
+        </w:rPr>
+        <w:t xml:space="preserve">· </w:t>
+      </w:r>
+      <w:r>
+        <w:rPr w:rFonts="맑은 고딕">
+          <w:rFonts w:ascii="맑은 고딕" w:hAnsi="맑은 고딕" w:eastAsia="맑은 고딕"/>
+          <w:b/>
+          <w:color w:val="1F2937"/>
+          <w:sz w:val="21"/>
+        </w:rPr>
+        <w:t xml:space="preserve">그룹 소속: </w:t>
+      </w:r>
+      <w:r>
+        <w:rPr w:rFonts="맑은 고딕">
+          <w:rFonts w:ascii="맑은 고딕" w:hAnsi="맑은 고딕" w:eastAsia="맑은 고딕"/>
+          <w:b w:val="0"/>
+          <w:sz w:val="21"/>
+        </w:rPr>
+        <w:t>듀오 (Duo)</w:t>
+      </w:r>
+    </w:p>
+    <w:p>
+      <w:pPr>
+        <w:spacing w:line="324" w:lineRule="auto" w:after="80"/>
+      </w:pPr>
+      <w:r>
+        <w:rPr w:rFonts="맑은 고딕">
+          <w:rFonts w:ascii="맑은 고딕" w:hAnsi="맑은 고딕" w:eastAsia="맑은 고딕"/>
+          <w:b w:val="0"/>
+          <w:color w:val="6B7280"/>
+          <w:sz w:val="21"/>
+        </w:rPr>
+        <w:t xml:space="preserve">· </w:t>
+      </w:r>
+      <w:r>
+        <w:rPr w:rFonts="맑은 고딕">
+          <w:rFonts w:ascii="맑은 고딕" w:hAnsi="맑은 고딕" w:eastAsia="맑은 고딕"/>
+          <w:b/>
+          <w:color w:val="1F2937"/>
+          <w:sz w:val="21"/>
+        </w:rPr>
+        <w:t xml:space="preserve">아티스트 소개: </w:t>
+      </w:r>
+      <w:r>
+        <w:rPr w:rFonts="맑은 고딕">
+          <w:rFonts w:ascii="맑은 고딕" w:hAnsi="맑은 고딕" w:eastAsia="맑은 고딕"/>
+          <w:b w:val="0"/>
+          <w:sz w:val="21"/>
+        </w:rPr>
+        <w:t>카르멜로와 미켈란젤로 라 비온다 형제로 구성된 D.D. 사운드는 이탈로 디스코와 유로 댄스 팝의 정체성을 정립한 전설적인 음악 콤비입니다. 클래시컬한 악기 배치와 최첨단 신시사이저의 음색을 유려하게 배합하여, 팝 음악사에 유럽풍 디스코의 독창적이고 고급스러운 지평을 열어젖힌 거장들입니다.</w:t>
+      </w:r>
+    </w:p>
+    <w:p>
+      <w:pPr>
+        <w:spacing w:line="324" w:lineRule="auto" w:before="200" w:after="80"/>
+      </w:pPr>
+      <w:r>
+        <w:rPr w:rFonts="맑은 고딕">
+          <w:rFonts w:ascii="맑은 고딕" w:hAnsi="맑은 고딕" w:eastAsia="맑은 고딕"/>
+          <w:b/>
+          <w:color w:val="1E3A8A"/>
+          <w:sz w:val="24"/>
+        </w:rPr>
+        <w:t>3. 음반 상세 분석</w:t>
+      </w:r>
+    </w:p>
+    <w:p>
+      <w:pPr>
+        <w:spacing w:line="324" w:lineRule="auto" w:after="80"/>
+      </w:pPr>
+      <w:r>
+        <w:rPr w:rFonts="맑은 고딕">
+          <w:rFonts w:ascii="맑은 고딕" w:hAnsi="맑은 고딕" w:eastAsia="맑은 고딕"/>
+          <w:b w:val="0"/>
+          <w:color w:val="6B7280"/>
+          <w:sz w:val="21"/>
+        </w:rPr>
+        <w:t xml:space="preserve">· </w:t>
+      </w:r>
+      <w:r>
+        <w:rPr w:rFonts="맑은 고딕">
+          <w:rFonts w:ascii="맑은 고딕" w:hAnsi="맑은 고딕" w:eastAsia="맑은 고딕"/>
+          <w:b/>
+          <w:color w:val="1F2937"/>
+          <w:sz w:val="21"/>
+        </w:rPr>
+        <w:t xml:space="preserve">역사적 위치: </w:t>
+      </w:r>
+      <w:r>
+        <w:rPr w:rFonts="맑은 고딕">
+          <w:rFonts w:ascii="맑은 고딕" w:hAnsi="맑은 고딕" w:eastAsia="맑은 고딕"/>
+          <w:b w:val="0"/>
+          <w:sz w:val="21"/>
+        </w:rPr>
+        <w:t>1970년대 후반 아메리칸 소울 기반의 디스코와 차별화되는 '유러피언 신스 디스코'의 새벽을 밝힌 걸작으로 평가받습니다. 정교하게 계산된 베이스 라인과 풍성한 브라스 및 현악 섹션의 조화는 훗날 유로비트와 현대 전자음악 씬에 결정적인 영감을 불어넣은 음악사적 나침반 역할을 하였습니다.</w:t>
+      </w:r>
+    </w:p>
+    <w:p>
+      <w:pPr>
+        <w:spacing w:line="324" w:lineRule="auto" w:after="80"/>
+      </w:pPr>
+      <w:r>
+        <w:rPr w:rFonts="맑은 고딕">
+          <w:rFonts w:ascii="맑은 고딕" w:hAnsi="맑은 고딕" w:eastAsia="맑은 고딕"/>
+          <w:b w:val="0"/>
+          <w:color w:val="6B7280"/>
+          <w:sz w:val="21"/>
+        </w:rPr>
+        <w:t xml:space="preserve">· </w:t>
+      </w:r>
+      <w:r>
+        <w:rPr w:rFonts="맑은 고딕">
+          <w:rFonts w:ascii="맑은 고딕" w:hAnsi="맑은 고딕" w:eastAsia="맑은 고딕"/>
+          <w:b/>
+          <w:color w:val="1F2937"/>
+          <w:sz w:val="21"/>
+        </w:rPr>
+        <w:t xml:space="preserve">시대의 흔적(스토리텔링): </w:t>
+      </w:r>
+      <w:r>
+        <w:rPr w:rFonts="맑은 고딕">
+          <w:rFonts w:ascii="맑은 고딕" w:hAnsi="맑은 고딕" w:eastAsia="맑은 고딕"/>
+          <w:b w:val="0"/>
+          <w:sz w:val="21"/>
+        </w:rPr>
+        <w:t>불안과 전환의 시대였던 70년대 말, 음악과 춤을 통해 순수한 해방과 낭만을 갈망하던 청춘들의 심장을 직관적으로 관통한 작품입니다. 주말의 화려한 조명 아래서 모든 시름을 잊고 하나가 되었던 그 시절 유러피언 나이트라이프의 아련한 공기와 찬란했던 청춘의 자유가 바이닐의 소릿골마다 생생하게 각인되어 있습니다.</w:t>
+      </w:r>
+    </w:p>
+    <w:p>
+      <w:pPr>
+        <w:spacing w:line="324" w:lineRule="auto" w:before="200" w:after="80"/>
+      </w:pPr>
+      <w:r>
+        <w:rPr w:rFonts="맑은 고딕">
+          <w:rFonts w:ascii="맑은 고딕" w:hAnsi="맑은 고딕" w:eastAsia="맑은 고딕"/>
+          <w:b/>
+          <w:color w:val="1E3A8A"/>
+          <w:sz w:val="24"/>
+        </w:rPr>
+        <w:t>4. 주요 수록곡 및 감상 제언</w:t>
+      </w:r>
+    </w:p>
+    <w:p>
+      <w:pPr>
+        <w:spacing w:line="324" w:lineRule="auto" w:after="80"/>
+      </w:pPr>
+      <w:r>
+        <w:rPr w:rFonts="맑은 고딕">
+          <w:rFonts w:ascii="맑은 고딕" w:hAnsi="맑은 고딕" w:eastAsia="맑은 고딕"/>
+          <w:b w:val="0"/>
+          <w:color w:val="6B7280"/>
+          <w:sz w:val="21"/>
+        </w:rPr>
+        <w:t xml:space="preserve">· </w:t>
+      </w:r>
+      <w:r>
+        <w:rPr w:rFonts="맑은 고딕">
+          <w:rFonts w:ascii="맑은 고딕" w:hAnsi="맑은 고딕" w:eastAsia="맑은 고딕"/>
+          <w:b/>
+          <w:color w:val="1F2937"/>
+          <w:sz w:val="21"/>
+        </w:rPr>
+        <w:t xml:space="preserve">주요 수록곡 특징: </w:t>
+      </w:r>
+      <w:r>
+        <w:rPr w:rFonts="맑은 고딕">
+          <w:rFonts w:ascii="맑은 고딕" w:hAnsi="맑은 고딕" w:eastAsia="맑은 고딕"/>
+          <w:b w:val="0"/>
+          <w:sz w:val="21"/>
+        </w:rPr>
+        <w:t>중독적인 카운트다운과 브라스 섹션의 폭발력이 압도적인 대표곡 "1, 2, 3, 4... Gimme Some More!"와 드라마틱한 베이스 리프가 일품인 "Disco Bass"는 경쾌함 속에 유럽 특유의 멜랑콜리한 서정성을 품고 있으며, 물 흐르듯 이어지는 수록곡들은 지루할 틈 없는 입체적인 음향의 카타르시스를 안겨줍니다.</w:t>
+      </w:r>
+    </w:p>
+    <w:p>
+      <w:pPr>
+        <w:spacing w:line="324" w:lineRule="auto" w:after="80"/>
+      </w:pPr>
+      <w:r>
+        <w:rPr w:rFonts="맑은 고딕">
+          <w:rFonts w:ascii="맑은 고딕" w:hAnsi="맑은 고딕" w:eastAsia="맑은 고딕"/>
+          <w:b w:val="0"/>
+          <w:color w:val="6B7280"/>
+          <w:sz w:val="21"/>
+        </w:rPr>
+        <w:t xml:space="preserve">· </w:t>
+      </w:r>
+      <w:r>
+        <w:rPr w:rFonts="맑은 고딕">
+          <w:rFonts w:ascii="맑은 고딕" w:hAnsi="맑은 고딕" w:eastAsia="맑은 고딕"/>
+          <w:b/>
+          <w:color w:val="1F2937"/>
+          <w:sz w:val="21"/>
+        </w:rPr>
+        <w:t xml:space="preserve">빈티지 감상 제언: </w:t>
+      </w:r>
+      <w:r>
+        <w:rPr w:rFonts="맑은 고딕">
+          <w:rFonts w:ascii="맑은 고딕" w:hAnsi="맑은 고딕" w:eastAsia="맑은 고딕"/>
+          <w:b w:val="0"/>
+          <w:sz w:val="21"/>
+        </w:rPr>
+        <w:t>진공관 앰프를 거쳐 턴테이블 바늘을 올리는 순간, 묵직하고 탄력 넘치는 킥 드럼과 어쿠스틱 베이스의 질감이 공간을 따스하게 채웁니다. 디지털 음원에서는 결코 체감할 수 없는 풍성한 중저역의 타격감과 벨벳처럼 부드러운 아날로그 스트링 사운드는 진공관 특유의 온기와 어우러질 때 가장 눈부신 음악적 생명력을 뿜어냅니다.</w:t>
+      </w:r>
+    </w:p>
+    <w:p>
+      <w:pPr>
+        <w:spacing w:line="324" w:lineRule="auto" w:after="80"/>
+      </w:pPr>
+      <w:r>
+        <w:rPr w:rFonts="맑은 고딕">
+          <w:rFonts w:ascii="맑은 고딕" w:hAnsi="맑은 고딕" w:eastAsia="맑은 고딕"/>
+          <w:b w:val="0"/>
+          <w:color w:val="6B7280"/>
+          <w:sz w:val="21"/>
+        </w:rPr>
+        <w:t xml:space="preserve">· </w:t>
+      </w:r>
+      <w:r>
+        <w:rPr w:rFonts="맑은 고딕">
+          <w:rFonts w:ascii="맑은 고딕" w:hAnsi="맑은 고딕" w:eastAsia="맑은 고딕"/>
+          <w:b/>
+          <w:color w:val="1F2937"/>
+          <w:sz w:val="21"/>
+        </w:rPr>
+        <w:t xml:space="preserve">소장 가치: </w:t>
+      </w:r>
+      <w:r>
+        <w:rPr w:rFonts="맑은 고딕">
+          <w:rFonts w:ascii="맑은 고딕" w:hAnsi="맑은 고딕" w:eastAsia="맑은 고딕"/>
+          <w:b w:val="0"/>
+          <w:sz w:val="21"/>
+        </w:rPr>
+        <w:t>유로 디스코 초창기의 오리지널 사운드스케이프를 완벽하게 보존하고 있는 초반 LP로서, 커버 아트워크의 빈티지한 미학은 물론 대중음악사의 중요한 전환점을 증명하는 역사적 오브제로서도 컬렉터들에게 대단히 높은 평가와 사랑을 받는 귀중한 음반입니다.</w:t>
+      </w:r>
+    </w:p>
+    <w:p>
+      <w:pPr>
+        <w:spacing w:line="324" w:lineRule="auto" w:after="120" w:before="160"/>
+      </w:pPr>
+      <w:r>
+        <w:rPr w:rFonts="맑은 고딕">
+          <w:rFonts w:ascii="맑은 고딕" w:hAnsi="맑은 고딕" w:eastAsia="맑은 고딕"/>
+          <w:b/>
+          <w:color w:val="4338CA"/>
+          <w:sz w:val="21"/>
+        </w:rPr>
+        <w:t>이 음반을 통해 아날로그 황금기가 남겨놓은 찬란한 리듬의 낭만과 벅찬 감동을 다시 한번 경험해 보시는 것은 어떨까요?</w:t>
       </w:r>
     </w:p>
     <w:sectPr>
       <w:pgSz w:w="12240" w:h="15840"/>
-      <w:pgMar w:top="1440" w:right="1440" w:bottom="1440" w:left="1440" w:header="720" w:footer="720" w:gutter="0"/>
+      <w:pgMar w:top="1152" w:right="1296" w:bottom="1152" w:left="1296" w:header="720" w:footer="720" w:gutter="0"/>
       <w:cols w:space="720"/>
       <w:docGrid w:linePitch="360"/>
     </w:sectPr>

--- a/word_reports/LP_0117_위치_439_D.D. Sound_Disco Delivery.docx
+++ b/word_reports/LP_0117_위치_439_D.D. Sound_Disco Delivery.docx
@@ -32,7 +32,7 @@
     </w:p>
     <w:p>
       <w:pPr>
-        <w:spacing w:line="324" w:lineRule="auto" w:before="80" w:after="160"/>
+        <w:spacing w:line="324" w:lineRule="auto" w:before="80" w:after="120"/>
       </w:pPr>
       <w:r>
         <w:rPr w:rFonts="맑은 고딕">
@@ -42,13 +42,6 @@
           <w:sz w:val="22"/>
         </w:rPr>
         <w:t xml:space="preserve">[음반 소개] </w:t>
-      </w:r>
-      <w:r>
-        <w:rPr w:rFonts="맑은 고딕">
-          <w:rFonts w:ascii="맑은 고딕" w:hAnsi="맑은 고딕" w:eastAsia="맑은 고딕"/>
-          <w:b w:val="0"/>
-          <w:sz w:val="21"/>
-        </w:rPr>
       </w:r>
     </w:p>
     <w:p>
@@ -61,7 +54,33 @@
           <w:b w:val="0"/>
           <w:sz w:val="21"/>
         </w:rPr>
-        <w:t>1970년대 후반, 찬란한 미러볼 아래 유럽 전역의 밤을 황홀한 리듬으로 물들였던 D.D. 사운드의 데뷔작은 이탈로 디스코의 태동을 알린 역사적인 명반입니다. 이탈리아 팝 음악의 거장인 라 비온다(La Bionda) 형제의 세련된 멜로디 감각과 뮌헨 디스코 사운드의 정교한 오케스트레이션이 만나 빚어낸 이 음반은 단순한 댄스 뮤직을 넘어 유려한 관현악의 숨결을 품고 있습니다. 반세기에 가까운 세월이 흐른 지금까지도 여전히 가슴을 두근거리게 만드는 율동감과 낭만적인 서정미를 동시에 선사하며, 아날로그 그루브의 진정한 미학을 일깨워줍니다.</w:t>
+        <w:t>1970년대 후반의 대중음악계는 자유와 낭만, 그리고 육체와 영혼을 해방시키는 거대한 율동의 물결인 '디스코(Disco)'의 황금기를 맞이하고 있었습니다. 미국 뉴욕의 언더그라운드 클럽에서 발화하여 대서양을 건너간 이 찬란한 리듬은, 유럽 대륙 특유의 클래시컬한 화성학 및 세련된 편곡 미학을 만나 '유로 디스코(Euro Disco)'라는 매혹적인 새 생명을 얻게 됩니다. 그 찬란한 조류의 최전선에서 유럽 대륙을 뒤흔들며 훗날 '이탈로 디스코'의 신기원을 열어젖힌 걸작이 바로 1977년 세상에 등장한 D.D. Sound의 명반 『Disco Delivery』입니다.</w:t>
+      </w:r>
+    </w:p>
+    <w:p>
+      <w:pPr>
+        <w:spacing w:line="324" w:lineRule="auto" w:after="120"/>
+      </w:pPr>
+      <w:r>
+        <w:rPr w:rFonts="맑은 고딕">
+          <w:rFonts w:ascii="맑은 고딕" w:hAnsi="맑은 고딕" w:eastAsia="맑은 고딕"/>
+          <w:b w:val="0"/>
+          <w:sz w:val="21"/>
+        </w:rPr>
+        <w:t>이탈리아 팝 음악의 천재적인 형제 듀오인 카르멜로 라 비온다(Carmelo La Bionda)와 미켈란젤로 라 비온다(Michelangelo La Bionda)가 결성한 프로젝트 그룹 D.D. Sound는, 단순한 댄스 트랙을 넘어 하나의 완성된 오케스트레이션 팝으로서의 디스코를 지향했습니다. 당시 독일 뮌헨 사운드의 기계적이고 미래지향적인 신시사이저 테크놀로지와 지중해의 따스하고 서정적인 멜로디 감각, 그리고 폭발적인 혼(Horn) 섹션과 어쿠스틱 퍼커션을 한데 엮어낸 이 음반은 당대 팝 씬에 신선한 충격을 던졌습니다. 그들은 음악을 통해 계급과 국경을 초월한 순수한 유희와 인간 본연의 생명력을 예찬하고자 했습니다.</w:t>
+      </w:r>
+    </w:p>
+    <w:p>
+      <w:pPr>
+        <w:spacing w:line="324" w:lineRule="auto" w:after="120"/>
+      </w:pPr>
+      <w:r>
+        <w:rPr w:rFonts="맑은 고딕">
+          <w:rFonts w:ascii="맑은 고딕" w:hAnsi="맑은 고딕" w:eastAsia="맑은 고딕"/>
+          <w:b w:val="0"/>
+          <w:sz w:val="21"/>
+        </w:rPr>
+        <w:t>반세기에 가까운 세월이 흐른 오늘날에도 본 작의 시그니처 트랙인 "1, 2, 3, 4... Gimme Some More!"의 전주가 울려 퍼지는 순간, 공간은 일순간에 1970년대 유럽의 낭만적인 밤거리로 회귀합니다. 아날로그 릴 테이프와 빈티지 콘솔을 거쳐 기록된 이 음반의 그루브는 차가운 디지털 음원으로는 결코 흉내 낼 수 없는 두터운 질감과 따스한 활력을 품고 있습니다. 시대를 풍미한 단순한 유행가를 넘어, 70년대 청춘들의 심장 박동과 시대의 공기를 고스란히 봉인해 낸 대중음악사의 소중한 유산이자 서정적 울림을 간직한 수작입니다.</w:t>
       </w:r>
     </w:p>
     <w:p>
@@ -168,7 +187,7 @@
           <w:b w:val="0"/>
           <w:sz w:val="21"/>
         </w:rPr>
-        <w:t>1977년 이탈리아의 레이블 베이비 레코드(Baby Records)를 통해 첫선을 보인 작품으로, 독일 뮌헨의 유수 스튜디오에서 당대 최고의 세션들과 함께 녹음되어 유로 디스코의 화려한 개막을 알린 기념비적 앨범입니다.</w:t>
+        <w:t>1977년 이탈리아의 유서 깊은 음반사 베이비 레코즈(Baby Records)를 통해 첫선을 보인 후 폴리도르(Polydor) 등을 통해 전 세계에 소개된 유로 디스코 여명기의 역사적인 정규 앨범입니다.</w:t>
       </w:r>
     </w:p>
     <w:p>
@@ -199,7 +218,7 @@
           <w:b w:val="0"/>
           <w:sz w:val="21"/>
         </w:rPr>
-        <w:t>발매 직후 타이틀 성격의 싱글이 유럽 전역은 물론 남미와 아시아의 클럽 차트 상위권을 석권하였으며, 수백만 장 이상의 음반 판매고를 기록하며 전 세계적인 댄스 플로어 앤섬(Anthem)으로 자리매김했습니다.</w:t>
+        <w:t>발매와 동시에 수록곡 "1, 2, 3, 4... Gimme Some More!"가 독일, 오스트리아, 스웨덴, 이탈리아 등 유럽 각국의 메이저 싱글 차트 톱 10을 석권하고 백만 장 이상의 판매고를 올리며 글로벌 골드 레코드를 달성했습니다.</w:t>
       </w:r>
     </w:p>
     <w:p>
@@ -230,7 +249,7 @@
           <w:b w:val="0"/>
           <w:sz w:val="21"/>
         </w:rPr>
-        <w:t>유럽 각국의 골드 및 플래티넘 레코드 인증을 획득하였고, 이탈로 디스코의 기틀을 마련한 선구적 앨범으로서 유럽 대중음악 평단으로부터 시대를 앞서간 편곡의 표본이라는 격찬을 받았습니다.</w:t>
+        <w:t>유럽 전역의 클럽 DJ 연합 및 음악 전문지로부터 '1970년대 후반을 대표하는 가장 혁신적인 댄스 앨범'으로 선정되며 초기 이탈로 디스코의 기틀을 마련한 기념비적 작품으로 공인받았습니다.</w:t>
       </w:r>
     </w:p>
     <w:p>
@@ -306,7 +325,7 @@
           <w:b w:val="0"/>
           <w:sz w:val="21"/>
         </w:rPr>
-        <w:t>1977년 결성 (카르멜로 라 비온다: 1949년 ~ 2022년 / 미켈란젤로 라 비온다: 1952년 출생)</w:t>
+        <w:t>1977년 결성 (카르멜로 라 비온다 1949~2022 / 미켈란젤로 라 비온다 1952~ )</w:t>
       </w:r>
     </w:p>
     <w:p>
@@ -337,7 +356,7 @@
           <w:b w:val="0"/>
           <w:sz w:val="21"/>
         </w:rPr>
-        <w:t>듀오 (Duo)</w:t>
+        <w:t>듀오 (라 비온다 형제 중심의 스튜디오 프로젝트 그룹)</w:t>
       </w:r>
     </w:p>
     <w:p>
@@ -368,7 +387,7 @@
           <w:b w:val="0"/>
           <w:sz w:val="21"/>
         </w:rPr>
-        <w:t>카르멜로와 미켈란젤로 라 비온다 형제로 구성된 D.D. 사운드는 이탈로 디스코와 유로 댄스 팝의 정체성을 정립한 전설적인 음악 콤비입니다. 클래시컬한 악기 배치와 최첨단 신시사이저의 음색을 유려하게 배합하여, 팝 음악사에 유럽풍 디스코의 독창적이고 고급스러운 지평을 열어젖힌 거장들입니다.</w:t>
+        <w:t>카르멜로와 미켈란젤로 라 비온다 형제가 이끈 D.D. Sound는 이탈리아 대중음악의 전통적인 멜로디 라인에 현대적인 신시사이저 편곡과 강렬한 펑크 비트를 융합한 선구자들입니다. 이들은 80년대 전 세계를 강타한 '이탈로 디스코'와 '유로 댄스'의 직계 조상으로서 대중음악사에 굵직한 족적을 남겼습니다.</w:t>
       </w:r>
     </w:p>
     <w:p>
@@ -413,7 +432,7 @@
           <w:b w:val="0"/>
           <w:sz w:val="21"/>
         </w:rPr>
-        <w:t>1970년대 후반 아메리칸 소울 기반의 디스코와 차별화되는 '유러피언 신스 디스코'의 새벽을 밝힌 걸작으로 평가받습니다. 정교하게 계산된 베이스 라인과 풍성한 브라스 및 현악 섹션의 조화는 훗날 유로비트와 현대 전자음악 씬에 결정적인 영감을 불어넣은 음악사적 나침반 역할을 하였습니다.</w:t>
+        <w:t>미국 중심의 블랙 디스코 사운드와 독일의 일렉트로닉 팝을 이탈리아 특유의 감각적인 선율로 재해석하여, 유로 디스코의 독자적인 영토를 구축한 사조적 분기점이 되는 음반입니다.</w:t>
       </w:r>
     </w:p>
     <w:p>
@@ -444,7 +463,7 @@
           <w:b w:val="0"/>
           <w:sz w:val="21"/>
         </w:rPr>
-        <w:t>불안과 전환의 시대였던 70년대 말, 음악과 춤을 통해 순수한 해방과 낭만을 갈망하던 청춘들의 심장을 직관적으로 관통한 작품입니다. 주말의 화려한 조명 아래서 모든 시름을 잊고 하나가 되었던 그 시절 유러피언 나이트라이프의 아련한 공기와 찬란했던 청춘의 자유가 바이닐의 소릿골마다 생생하게 각인되어 있습니다.</w:t>
+        <w:t>냉전과 경제적 불안정 속에서도 삶의 긍정과 낭만을 갈망하던 1970년대 청춘들에게, 이 음반의 넘치는 에너지는 어두운 현실을 잊고 화려한 조명 아래서 하나가 되게 만들었던 시대의 찬가였습니다.</w:t>
       </w:r>
     </w:p>
     <w:p>
@@ -489,7 +508,7 @@
           <w:b w:val="0"/>
           <w:sz w:val="21"/>
         </w:rPr>
-        <w:t>중독적인 카운트다운과 브라스 섹션의 폭발력이 압도적인 대표곡 "1, 2, 3, 4... Gimme Some More!"와 드라마틱한 베이스 리프가 일품인 "Disco Bass"는 경쾌함 속에 유럽 특유의 멜랑콜리한 서정성을 품고 있으며, 물 흐르듯 이어지는 수록곡들은 지루할 틈 없는 입체적인 음향의 카타르시스를 안겨줍니다.</w:t>
+        <w:t>카운트다운 챈트와 불을 뿜는 듯한 브라스 섹션이 압도적인 일체감을 주는 메가 히트곡 "1, 2, 3, 4... Gimme Some More!"와 함께, 유려하고 감미로운 스트링 편곡이 돋보이는 타이틀 트랙 "Disco Delivery", 경쾌한 펑키 베이스가 매력적인 "Shopping Baby" 등 버릴 곡 없는 탄탄한 구성을 보여줍니다.</w:t>
       </w:r>
     </w:p>
     <w:p>
@@ -520,7 +539,7 @@
           <w:b w:val="0"/>
           <w:sz w:val="21"/>
         </w:rPr>
-        <w:t>진공관 앰프를 거쳐 턴테이블 바늘을 올리는 순간, 묵직하고 탄력 넘치는 킥 드럼과 어쿠스틱 베이스의 질감이 공간을 따스하게 채웁니다. 디지털 음원에서는 결코 체감할 수 없는 풍성한 중저역의 타격감과 벨벳처럼 부드러운 아날로그 스트링 사운드는 진공관 특유의 온기와 어우러질 때 가장 눈부신 음악적 생명력을 뿜어냅니다.</w:t>
+        <w:t>진공관 앰프 특유의 포근한 중저역과 아날로그 턴테이블의 바늘이 긁어내는 묵직한 킥 드럼의 타격감이 압권입니다. 디지털로는 다 담아낼 수 없는 실연 브라스 섹션의 광채와 현악기의 미세한 배음이 진공관을 통해 우아하고 풍성하게 피어오릅니다.</w:t>
       </w:r>
     </w:p>
     <w:p>
@@ -551,7 +570,7 @@
           <w:b w:val="0"/>
           <w:sz w:val="21"/>
         </w:rPr>
-        <w:t>유로 디스코 초창기의 오리지널 사운드스케이프를 완벽하게 보존하고 있는 초반 LP로서, 커버 아트워크의 빈티지한 미학은 물론 대중음악사의 중요한 전환점을 증명하는 역사적 오브제로서도 컬렉터들에게 대단히 높은 평가와 사랑을 받는 귀중한 음반입니다.</w:t>
+        <w:t>유로 디스코와 일렉트로닉 팝의 태동을 목도할 수 있는 음악사적 원천 사료이자, 1970년대 특유의 빈티지한 아트워크와 아날로그 마스터링의 정수를 담고 있어 LP 컬렉터라면 반드시 구비해야 할 필청반입니다.</w:t>
       </w:r>
     </w:p>
     <w:p>
@@ -565,7 +584,7 @@
           <w:color w:val="4338CA"/>
           <w:sz w:val="21"/>
         </w:rPr>
-        <w:t>이 음반을 통해 아날로그 황금기가 남겨놓은 찬란한 리듬의 낭만과 벅찬 감동을 다시 한번 경험해 보시는 것은 어떨까요?</w:t>
+        <w:t>이 음반을 통해 아날로그 디스크의 바늘 끝에서 피어나는 찬란했던 70년대의 해방감과 순수한 박동이 전해주는 감동을 다시 한번 경험해 보시는 것은 어떨까요?</w:t>
       </w:r>
     </w:p>
     <w:sectPr>
